--- a/with labs.docx
+++ b/with labs.docx
@@ -4,11 +4,14 @@
   <w:body>
     <w:p>
       <w:r>
+        <w:t xml:space="preserve"> </w:t>
+      </w:r>
+      <w:r>
         <w:drawing>
-          <wp:inline distT="0" distB="0" distL="0" distR="0" wp14:anchorId="1C9F6220" wp14:editId="566B174A">
-            <wp:extent cx="5731510" cy="3269615"/>
-            <wp:effectExtent l="0" t="0" r="2540" b="6985"/>
-            <wp:docPr id="228914751" name="Picture 1"/>
+          <wp:inline distT="0" distB="0" distL="0" distR="0" wp14:anchorId="742A05F2" wp14:editId="4E35FB6B">
+            <wp:extent cx="5731510" cy="1061085"/>
+            <wp:effectExtent l="0" t="0" r="2540" b="5715"/>
+            <wp:docPr id="1043106703" name="Picture 1"/>
             <wp:cNvGraphicFramePr>
               <a:graphicFrameLocks xmlns:a="http://schemas.openxmlformats.org/drawingml/2006/main" noChangeAspect="1"/>
             </wp:cNvGraphicFramePr>
@@ -16,7 +19,7 @@
               <a:graphicData uri="http://schemas.openxmlformats.org/drawingml/2006/picture">
                 <pic:pic xmlns:pic="http://schemas.openxmlformats.org/drawingml/2006/picture">
                   <pic:nvPicPr>
-                    <pic:cNvPr id="228914751" name=""/>
+                    <pic:cNvPr id="1043106703" name=""/>
                     <pic:cNvPicPr/>
                   </pic:nvPicPr>
                   <pic:blipFill>
@@ -28,82 +31,7 @@
                   <pic:spPr>
                     <a:xfrm>
                       <a:off x="0" y="0"/>
-                      <a:ext cx="5731510" cy="3269615"/>
-                    </a:xfrm>
-                    <a:prstGeom prst="rect">
-                      <a:avLst/>
-                    </a:prstGeom>
-                  </pic:spPr>
-                </pic:pic>
-              </a:graphicData>
-            </a:graphic>
-          </wp:inline>
-        </w:drawing>
-      </w:r>
-      <w:r>
-        <w:drawing>
-          <wp:inline distT="0" distB="0" distL="0" distR="0" wp14:anchorId="4736C7D5" wp14:editId="5B0C1D2A">
-            <wp:extent cx="5731510" cy="4411345"/>
-            <wp:effectExtent l="0" t="0" r="2540" b="8255"/>
-            <wp:docPr id="162575119" name="Picture 1"/>
-            <wp:cNvGraphicFramePr>
-              <a:graphicFrameLocks xmlns:a="http://schemas.openxmlformats.org/drawingml/2006/main" noChangeAspect="1"/>
-            </wp:cNvGraphicFramePr>
-            <a:graphic xmlns:a="http://schemas.openxmlformats.org/drawingml/2006/main">
-              <a:graphicData uri="http://schemas.openxmlformats.org/drawingml/2006/picture">
-                <pic:pic xmlns:pic="http://schemas.openxmlformats.org/drawingml/2006/picture">
-                  <pic:nvPicPr>
-                    <pic:cNvPr id="162575119" name=""/>
-                    <pic:cNvPicPr/>
-                  </pic:nvPicPr>
-                  <pic:blipFill>
-                    <a:blip r:embed="rId5"/>
-                    <a:stretch>
-                      <a:fillRect/>
-                    </a:stretch>
-                  </pic:blipFill>
-                  <pic:spPr>
-                    <a:xfrm>
-                      <a:off x="0" y="0"/>
-                      <a:ext cx="5731510" cy="4411345"/>
-                    </a:xfrm>
-                    <a:prstGeom prst="rect">
-                      <a:avLst/>
-                    </a:prstGeom>
-                  </pic:spPr>
-                </pic:pic>
-              </a:graphicData>
-            </a:graphic>
-          </wp:inline>
-        </w:drawing>
-      </w:r>
-      <w:r>
-        <w:lastRenderedPageBreak/>
-        <w:drawing>
-          <wp:inline distT="0" distB="0" distL="0" distR="0" wp14:anchorId="0DF3DD2A" wp14:editId="37BE5F09">
-            <wp:extent cx="5731510" cy="2271395"/>
-            <wp:effectExtent l="0" t="0" r="2540" b="0"/>
-            <wp:docPr id="527362492" name="Picture 1"/>
-            <wp:cNvGraphicFramePr>
-              <a:graphicFrameLocks xmlns:a="http://schemas.openxmlformats.org/drawingml/2006/main" noChangeAspect="1"/>
-            </wp:cNvGraphicFramePr>
-            <a:graphic xmlns:a="http://schemas.openxmlformats.org/drawingml/2006/main">
-              <a:graphicData uri="http://schemas.openxmlformats.org/drawingml/2006/picture">
-                <pic:pic xmlns:pic="http://schemas.openxmlformats.org/drawingml/2006/picture">
-                  <pic:nvPicPr>
-                    <pic:cNvPr id="527362492" name=""/>
-                    <pic:cNvPicPr/>
-                  </pic:nvPicPr>
-                  <pic:blipFill>
-                    <a:blip r:embed="rId6"/>
-                    <a:stretch>
-                      <a:fillRect/>
-                    </a:stretch>
-                  </pic:blipFill>
-                  <pic:spPr>
-                    <a:xfrm>
-                      <a:off x="0" y="0"/>
-                      <a:ext cx="5731510" cy="2271395"/>
+                      <a:ext cx="5731510" cy="1061085"/>
                     </a:xfrm>
                     <a:prstGeom prst="rect">
                       <a:avLst/>
@@ -119,944 +47,25 @@
     <w:p/>
     <w:p>
       <w:r>
-        <w:t xml:space="preserve">with </w:t>
-      </w:r>
-      <w:proofErr w:type="spellStart"/>
-      <w:r>
-        <w:t>labs.tom.connect_semantic_model</w:t>
-      </w:r>
-      <w:proofErr w:type="spellEnd"/>
-      <w:r>
-        <w:t>(dataset=</w:t>
-      </w:r>
-      <w:proofErr w:type="spellStart"/>
-      <w:r>
-        <w:t>target_dataset</w:t>
-      </w:r>
-      <w:proofErr w:type="spellEnd"/>
-      <w:r>
-        <w:t>, workspace=</w:t>
-      </w:r>
-      <w:proofErr w:type="spellStart"/>
-      <w:r>
-        <w:t>target_workspace</w:t>
-      </w:r>
-      <w:proofErr w:type="spellEnd"/>
-      <w:r>
-        <w:t xml:space="preserve">, </w:t>
-      </w:r>
-      <w:proofErr w:type="spellStart"/>
-      <w:r>
-        <w:t>readonly</w:t>
-      </w:r>
-      <w:proofErr w:type="spellEnd"/>
-      <w:r>
-        <w:t>=False) as tom:</w:t>
-      </w:r>
-    </w:p>
-    <w:p>
-      <w:r>
-        <w:t xml:space="preserve">    </w:t>
-      </w:r>
-      <w:proofErr w:type="spellStart"/>
-      <w:r>
-        <w:t>move_list</w:t>
-      </w:r>
-      <w:proofErr w:type="spellEnd"/>
-      <w:r>
-        <w:t xml:space="preserve"> = []</w:t>
-      </w:r>
-    </w:p>
-    <w:p>
-      <w:r>
-        <w:t xml:space="preserve">    </w:t>
-      </w:r>
-      <w:proofErr w:type="spellStart"/>
-      <w:r>
-        <w:t>for m</w:t>
-      </w:r>
-      <w:proofErr w:type="spellEnd"/>
-      <w:r>
-        <w:t xml:space="preserve"> in </w:t>
-      </w:r>
-      <w:proofErr w:type="spellStart"/>
-      <w:r>
-        <w:t>tom.all_measures</w:t>
-      </w:r>
-      <w:proofErr w:type="spellEnd"/>
-      <w:r>
-        <w:t>():</w:t>
-      </w:r>
-    </w:p>
-    <w:p>
-      <w:r>
-        <w:t xml:space="preserve">        if </w:t>
-      </w:r>
-      <w:proofErr w:type="spellStart"/>
-      <w:r>
-        <w:t>m.Parent.Name</w:t>
-      </w:r>
-      <w:proofErr w:type="spellEnd"/>
-      <w:r>
-        <w:t xml:space="preserve"> == </w:t>
-      </w:r>
-      <w:proofErr w:type="spellStart"/>
-      <w:r>
-        <w:t>measures_table_name</w:t>
-      </w:r>
-      <w:proofErr w:type="spellEnd"/>
-      <w:r>
-        <w:t>:</w:t>
-      </w:r>
-    </w:p>
-    <w:p>
-      <w:r>
-        <w:t>            continue</w:t>
-      </w:r>
-    </w:p>
-    <w:p>
-      <w:r>
-        <w:t xml:space="preserve">        if </w:t>
-      </w:r>
-      <w:proofErr w:type="spellStart"/>
-      <w:r>
-        <w:t>measures_to_migrate</w:t>
-      </w:r>
-      <w:proofErr w:type="spellEnd"/>
-      <w:r>
-        <w:t xml:space="preserve"> is not None and </w:t>
-      </w:r>
-      <w:proofErr w:type="spellStart"/>
-      <w:r>
-        <w:t>m.Name</w:t>
-      </w:r>
-      <w:proofErr w:type="spellEnd"/>
-      <w:r>
-        <w:t xml:space="preserve"> not in </w:t>
-      </w:r>
-      <w:proofErr w:type="spellStart"/>
-      <w:r>
-        <w:t>measures_to_migrate</w:t>
-      </w:r>
-      <w:proofErr w:type="spellEnd"/>
-      <w:r>
-        <w:t>:</w:t>
-      </w:r>
-    </w:p>
-    <w:p>
-      <w:r>
-        <w:t>            continue</w:t>
-      </w:r>
-    </w:p>
-    <w:p>
-      <w:r>
-        <w:t xml:space="preserve">        </w:t>
-      </w:r>
-      <w:proofErr w:type="spellStart"/>
-      <w:r>
-        <w:t>source_table</w:t>
-      </w:r>
-      <w:proofErr w:type="spellEnd"/>
-      <w:r>
-        <w:t xml:space="preserve"> = </w:t>
-      </w:r>
-      <w:proofErr w:type="spellStart"/>
-      <w:r>
-        <w:t>m.Parent.Name</w:t>
-      </w:r>
-      <w:proofErr w:type="spellEnd"/>
-    </w:p>
-    <w:p>
-      <w:r>
-        <w:t xml:space="preserve">        if </w:t>
-      </w:r>
-      <w:proofErr w:type="spellStart"/>
-      <w:r>
-        <w:t>source_table.startswith</w:t>
-      </w:r>
-      <w:proofErr w:type="spellEnd"/>
-      <w:r>
-        <w:t>(</w:t>
-      </w:r>
-      <w:proofErr w:type="spellStart"/>
-      <w:r>
-        <w:t>display_folder_prefix</w:t>
-      </w:r>
-      <w:proofErr w:type="spellEnd"/>
-      <w:r>
-        <w:t>):</w:t>
-      </w:r>
-    </w:p>
-    <w:p>
-      <w:r>
-        <w:t xml:space="preserve">            folder = </w:t>
-      </w:r>
-      <w:proofErr w:type="spellStart"/>
-      <w:r>
-        <w:t>source_table</w:t>
-      </w:r>
-      <w:proofErr w:type="spellEnd"/>
-      <w:r>
-        <w:t>[</w:t>
-      </w:r>
-      <w:proofErr w:type="spellStart"/>
-      <w:r>
-        <w:t>len</w:t>
-      </w:r>
-      <w:proofErr w:type="spellEnd"/>
-      <w:r>
-        <w:t>(</w:t>
-      </w:r>
-      <w:proofErr w:type="spellStart"/>
-      <w:r>
-        <w:t>display_folder_prefix</w:t>
-      </w:r>
-      <w:proofErr w:type="spellEnd"/>
-      <w:r>
-        <w:t>):]</w:t>
-      </w:r>
-    </w:p>
-    <w:p>
-      <w:r>
-        <w:t>        else:</w:t>
-      </w:r>
-    </w:p>
-    <w:p>
-      <w:r>
-        <w:t>            folder = ""</w:t>
-      </w:r>
-    </w:p>
-    <w:p>
-      <w:r>
-        <w:t xml:space="preserve">        </w:t>
-      </w:r>
-      <w:proofErr w:type="spellStart"/>
-      <w:r>
-        <w:t>move_list.append</w:t>
-      </w:r>
-      <w:proofErr w:type="spellEnd"/>
-      <w:r>
-        <w:t>({</w:t>
-      </w:r>
-    </w:p>
-    <w:p>
-      <w:r>
-        <w:t xml:space="preserve">            "name": </w:t>
-      </w:r>
-      <w:proofErr w:type="spellStart"/>
-      <w:r>
-        <w:t>m.Name</w:t>
-      </w:r>
-      <w:proofErr w:type="spellEnd"/>
-      <w:r>
-        <w:t xml:space="preserve">, "expression": </w:t>
-      </w:r>
-      <w:proofErr w:type="spellStart"/>
-      <w:r>
-        <w:t>m.Expression</w:t>
-      </w:r>
-      <w:proofErr w:type="spellEnd"/>
-      <w:r>
-        <w:t>, "</w:t>
-      </w:r>
-      <w:proofErr w:type="spellStart"/>
-      <w:r>
-        <w:t>format_string</w:t>
-      </w:r>
-      <w:proofErr w:type="spellEnd"/>
-      <w:r>
-        <w:t xml:space="preserve">": </w:t>
-      </w:r>
-      <w:proofErr w:type="spellStart"/>
-      <w:r>
-        <w:t>m.FormatString</w:t>
-      </w:r>
-      <w:proofErr w:type="spellEnd"/>
-      <w:r>
-        <w:t>,</w:t>
-      </w:r>
-    </w:p>
-    <w:p>
-      <w:r>
-        <w:t xml:space="preserve">            "description": </w:t>
-      </w:r>
-      <w:proofErr w:type="spellStart"/>
-      <w:r>
-        <w:t>m.Description</w:t>
-      </w:r>
-      <w:proofErr w:type="spellEnd"/>
-      <w:r>
-        <w:t>, "</w:t>
-      </w:r>
-      <w:proofErr w:type="spellStart"/>
-      <w:r>
-        <w:t>display_folder</w:t>
-      </w:r>
-      <w:proofErr w:type="spellEnd"/>
-      <w:r>
-        <w:t>": folder,</w:t>
-      </w:r>
-    </w:p>
-    <w:p>
-      <w:r>
-        <w:t>            "</w:t>
-      </w:r>
-      <w:proofErr w:type="spellStart"/>
-      <w:r>
-        <w:t>is_hidden</w:t>
-      </w:r>
-      <w:proofErr w:type="spellEnd"/>
-      <w:r>
-        <w:t xml:space="preserve">": </w:t>
-      </w:r>
-      <w:proofErr w:type="spellStart"/>
-      <w:r>
-        <w:t>m.IsHidden</w:t>
-      </w:r>
-      <w:proofErr w:type="spellEnd"/>
-      <w:r>
-        <w:t>, "</w:t>
-      </w:r>
-      <w:proofErr w:type="spellStart"/>
-      <w:r>
-        <w:t>source_table</w:t>
-      </w:r>
-      <w:proofErr w:type="spellEnd"/>
-      <w:r>
-        <w:t xml:space="preserve">": </w:t>
-      </w:r>
-      <w:proofErr w:type="spellStart"/>
-      <w:r>
-        <w:t>source_table</w:t>
-      </w:r>
-      <w:proofErr w:type="spellEnd"/>
-    </w:p>
-    <w:p>
-      <w:r>
-        <w:t>        })</w:t>
+        <w:t>This is one doubt because in code we use _Measure but in semantic mode they used _measure so I have a doubt and</w:t>
       </w:r>
     </w:p>
     <w:p/>
     <w:p>
+      <w:proofErr w:type="gramStart"/>
       <w:r>
-        <w:t xml:space="preserve">    if not </w:t>
+        <w:t>Still</w:t>
       </w:r>
-      <w:proofErr w:type="spellStart"/>
+      <w:proofErr w:type="gramEnd"/>
       <w:r>
-        <w:t>move_list</w:t>
+        <w:t xml:space="preserve"> I got this error</w:t>
       </w:r>
-      <w:proofErr w:type="spellEnd"/>
-      <w:r>
-        <w:t>:</w:t>
-      </w:r>
-    </w:p>
-    <w:p>
-      <w:r>
-        <w:lastRenderedPageBreak/>
-        <w:t>        print("No measures to move.")</w:t>
-      </w:r>
-    </w:p>
-    <w:p>
-      <w:r>
-        <w:t>    else:</w:t>
-      </w:r>
-    </w:p>
-    <w:p>
-      <w:r>
-        <w:t>        print(</w:t>
-      </w:r>
-      <w:proofErr w:type="spellStart"/>
-      <w:r>
-        <w:t>f"Moving</w:t>
-      </w:r>
-      <w:proofErr w:type="spellEnd"/>
-      <w:r>
-        <w:t xml:space="preserve"> {</w:t>
-      </w:r>
-      <w:proofErr w:type="spellStart"/>
-      <w:r>
-        <w:t>len</w:t>
-      </w:r>
-      <w:proofErr w:type="spellEnd"/>
-      <w:r>
-        <w:t>(</w:t>
-      </w:r>
-      <w:proofErr w:type="spellStart"/>
-      <w:r>
-        <w:t>move_list</w:t>
-      </w:r>
-      <w:proofErr w:type="spellEnd"/>
-      <w:r>
-        <w:t>)} measures\n")</w:t>
-      </w:r>
-    </w:p>
-    <w:p/>
-    <w:p>
-      <w:r>
-        <w:t xml:space="preserve">        </w:t>
-      </w:r>
-      <w:proofErr w:type="spellStart"/>
-      <w:r>
-        <w:t>rewrites_total</w:t>
-      </w:r>
-      <w:proofErr w:type="spellEnd"/>
-      <w:r>
-        <w:t xml:space="preserve"> = 0</w:t>
-      </w:r>
-    </w:p>
-    <w:p>
-      <w:r>
-        <w:t xml:space="preserve">        for info in </w:t>
-      </w:r>
-      <w:proofErr w:type="spellStart"/>
-      <w:r>
-        <w:t>move_list</w:t>
-      </w:r>
-      <w:proofErr w:type="spellEnd"/>
-      <w:r>
-        <w:t>:</w:t>
-      </w:r>
-    </w:p>
-    <w:p>
-      <w:r>
-        <w:t>            if not info['expression']:</w:t>
-      </w:r>
-    </w:p>
-    <w:p>
-      <w:r>
-        <w:t>                continue</w:t>
-      </w:r>
-    </w:p>
-    <w:p>
-      <w:r>
-        <w:t xml:space="preserve">            for other in </w:t>
-      </w:r>
-      <w:proofErr w:type="spellStart"/>
-      <w:r>
-        <w:t>move_list</w:t>
-      </w:r>
-      <w:proofErr w:type="spellEnd"/>
-      <w:r>
-        <w:t>:</w:t>
-      </w:r>
-    </w:p>
-    <w:p>
-      <w:r>
-        <w:t xml:space="preserve">                </w:t>
-      </w:r>
-      <w:proofErr w:type="spellStart"/>
-      <w:r>
-        <w:t>qualified_ref</w:t>
-      </w:r>
-      <w:proofErr w:type="spellEnd"/>
-      <w:r>
-        <w:t xml:space="preserve"> = f"'{other['</w:t>
-      </w:r>
-      <w:proofErr w:type="spellStart"/>
-      <w:r>
-        <w:t>source_table</w:t>
-      </w:r>
-      <w:proofErr w:type="spellEnd"/>
-      <w:r>
-        <w:t>']}'[{other['name']}]"</w:t>
-      </w:r>
-    </w:p>
-    <w:p>
-      <w:r>
-        <w:t xml:space="preserve">                </w:t>
-      </w:r>
-      <w:proofErr w:type="spellStart"/>
-      <w:r>
-        <w:t>unqualified_ref</w:t>
-      </w:r>
-      <w:proofErr w:type="spellEnd"/>
-      <w:r>
-        <w:t xml:space="preserve"> = f"[{other['name']}]"</w:t>
-      </w:r>
-    </w:p>
-    <w:p>
-      <w:r>
-        <w:t xml:space="preserve">                if </w:t>
-      </w:r>
-      <w:proofErr w:type="spellStart"/>
-      <w:r>
-        <w:t>qualified_ref</w:t>
-      </w:r>
-      <w:proofErr w:type="spellEnd"/>
-      <w:r>
-        <w:t xml:space="preserve"> in info['expression']:</w:t>
-      </w:r>
-    </w:p>
-    <w:p>
-      <w:r>
-        <w:t>                    info['expression'] = info['expression'].replace(</w:t>
-      </w:r>
-      <w:proofErr w:type="spellStart"/>
-      <w:r>
-        <w:t>qualified_ref</w:t>
-      </w:r>
-      <w:proofErr w:type="spellEnd"/>
-      <w:r>
-        <w:t xml:space="preserve">, </w:t>
-      </w:r>
-      <w:proofErr w:type="spellStart"/>
-      <w:r>
-        <w:t>unqualified_ref</w:t>
-      </w:r>
-      <w:proofErr w:type="spellEnd"/>
-      <w:r>
-        <w:t>)</w:t>
-      </w:r>
-    </w:p>
-    <w:p>
-      <w:r>
-        <w:t xml:space="preserve">                    </w:t>
-      </w:r>
-      <w:proofErr w:type="spellStart"/>
-      <w:r>
-        <w:t>rewrites_total</w:t>
-      </w:r>
-      <w:proofErr w:type="spellEnd"/>
-      <w:r>
-        <w:t xml:space="preserve"> += 1</w:t>
-      </w:r>
-    </w:p>
-    <w:p>
-      <w:r>
-        <w:t>                    print(f"  DAX fix: {info['name']} -&gt; {</w:t>
-      </w:r>
-      <w:proofErr w:type="spellStart"/>
-      <w:r>
-        <w:t>qualified_ref</w:t>
-      </w:r>
-      <w:proofErr w:type="spellEnd"/>
-      <w:r>
-        <w:t>} to {</w:t>
-      </w:r>
-      <w:proofErr w:type="spellStart"/>
-      <w:r>
-        <w:t>unqualified_ref</w:t>
-      </w:r>
-      <w:proofErr w:type="spellEnd"/>
-      <w:r>
-        <w:t>}")</w:t>
-      </w:r>
-    </w:p>
-    <w:p>
-      <w:r>
-        <w:t>        print(f"\n  Rewrote {</w:t>
-      </w:r>
-      <w:proofErr w:type="spellStart"/>
-      <w:r>
-        <w:t>rewrites_total</w:t>
-      </w:r>
-      <w:proofErr w:type="spellEnd"/>
-      <w:r>
-        <w:t xml:space="preserve">} qualified reference(s)\n" if </w:t>
-      </w:r>
-      <w:proofErr w:type="spellStart"/>
-      <w:r>
-        <w:t>rewrites_total</w:t>
-      </w:r>
-      <w:proofErr w:type="spellEnd"/>
-      <w:r>
-        <w:t xml:space="preserve"> else "  DAX already clean\n")</w:t>
-      </w:r>
-    </w:p>
-    <w:p/>
-    <w:p>
-      <w:r>
-        <w:t>        # 3: Create measures table ONLY if it doesn't already exist</w:t>
-      </w:r>
-    </w:p>
-    <w:p>
-      <w:r>
-        <w:t xml:space="preserve">        </w:t>
-      </w:r>
-      <w:proofErr w:type="spellStart"/>
-      <w:r>
-        <w:t>existing_table_names</w:t>
-      </w:r>
-      <w:proofErr w:type="spellEnd"/>
-      <w:r>
-        <w:t xml:space="preserve"> = {</w:t>
-      </w:r>
-      <w:proofErr w:type="spellStart"/>
-      <w:r>
-        <w:t>t.Name</w:t>
-      </w:r>
-      <w:proofErr w:type="spellEnd"/>
-      <w:r>
-        <w:t xml:space="preserve"> for t in </w:t>
-      </w:r>
-      <w:proofErr w:type="spellStart"/>
-      <w:r>
-        <w:t>tom.model.Tables</w:t>
-      </w:r>
-      <w:proofErr w:type="spellEnd"/>
-      <w:r>
-        <w:t>}</w:t>
-      </w:r>
-    </w:p>
-    <w:p>
-      <w:r>
-        <w:t xml:space="preserve">        if </w:t>
-      </w:r>
-      <w:proofErr w:type="spellStart"/>
-      <w:r>
-        <w:t>measures_table_name</w:t>
-      </w:r>
-      <w:proofErr w:type="spellEnd"/>
-      <w:r>
-        <w:t xml:space="preserve"> not in </w:t>
-      </w:r>
-      <w:proofErr w:type="spellStart"/>
-      <w:r>
-        <w:t>existing_table_names</w:t>
-      </w:r>
-      <w:proofErr w:type="spellEnd"/>
-      <w:r>
-        <w:t>:</w:t>
-      </w:r>
-    </w:p>
-    <w:p>
-      <w:r>
-        <w:t xml:space="preserve">            </w:t>
-      </w:r>
-      <w:proofErr w:type="spellStart"/>
-      <w:r>
-        <w:t>tom.add_calculated_table</w:t>
-      </w:r>
-      <w:proofErr w:type="spellEnd"/>
-      <w:r>
-        <w:t>(name=</w:t>
-      </w:r>
-      <w:proofErr w:type="spellStart"/>
-      <w:r>
-        <w:t>measures_table_name</w:t>
-      </w:r>
-      <w:proofErr w:type="spellEnd"/>
-      <w:r>
-        <w:t>, expression='{BLANK()}', hidden=True)</w:t>
-      </w:r>
-    </w:p>
-    <w:p>
-      <w:r>
-        <w:t>            print(</w:t>
-      </w:r>
-      <w:proofErr w:type="spellStart"/>
-      <w:r>
-        <w:t>f"Created</w:t>
-      </w:r>
-      <w:proofErr w:type="spellEnd"/>
-      <w:r>
-        <w:t>: {</w:t>
-      </w:r>
-      <w:proofErr w:type="spellStart"/>
-      <w:r>
-        <w:t>measures_table_name</w:t>
-      </w:r>
-      <w:proofErr w:type="spellEnd"/>
-      <w:r>
-        <w:t>}")</w:t>
-      </w:r>
-    </w:p>
-    <w:p>
-      <w:r>
-        <w:t>        else:</w:t>
-      </w:r>
-    </w:p>
-    <w:p>
-      <w:r>
-        <w:t>            print(</w:t>
-      </w:r>
-      <w:proofErr w:type="spellStart"/>
-      <w:r>
-        <w:t>f"Using</w:t>
-      </w:r>
-      <w:proofErr w:type="spellEnd"/>
-      <w:r>
-        <w:t xml:space="preserve"> existing table: {</w:t>
-      </w:r>
-      <w:proofErr w:type="spellStart"/>
-      <w:r>
-        <w:t>measures_table_name</w:t>
-      </w:r>
-      <w:proofErr w:type="spellEnd"/>
-      <w:r>
-        <w:t>}")</w:t>
-      </w:r>
-    </w:p>
-    <w:p/>
-    <w:p>
-      <w:r>
-        <w:t>        # 4: Remove originals</w:t>
-      </w:r>
-    </w:p>
-    <w:p>
-      <w:r>
-        <w:t xml:space="preserve">        for info in </w:t>
-      </w:r>
-      <w:proofErr w:type="spellStart"/>
-      <w:r>
-        <w:t>move_list</w:t>
-      </w:r>
-      <w:proofErr w:type="spellEnd"/>
-      <w:r>
-        <w:t>:</w:t>
-      </w:r>
-    </w:p>
-    <w:p>
-      <w:r>
-        <w:lastRenderedPageBreak/>
-        <w:t xml:space="preserve">            table = </w:t>
-      </w:r>
-      <w:proofErr w:type="spellStart"/>
-      <w:r>
-        <w:t>tom.model.Tables</w:t>
-      </w:r>
-      <w:proofErr w:type="spellEnd"/>
-      <w:r>
-        <w:t>[info["</w:t>
-      </w:r>
-      <w:proofErr w:type="spellStart"/>
-      <w:r>
-        <w:t>source_table</w:t>
-      </w:r>
-      <w:proofErr w:type="spellEnd"/>
-      <w:r>
-        <w:t>"]]</w:t>
-      </w:r>
-    </w:p>
-    <w:p>
-      <w:r>
-        <w:t xml:space="preserve">            </w:t>
-      </w:r>
-      <w:proofErr w:type="spellStart"/>
-      <w:r>
-        <w:t>table.Measures.Remove</w:t>
-      </w:r>
-      <w:proofErr w:type="spellEnd"/>
-      <w:r>
-        <w:t>(</w:t>
-      </w:r>
-      <w:proofErr w:type="spellStart"/>
-      <w:r>
-        <w:t>table.Measures</w:t>
-      </w:r>
-      <w:proofErr w:type="spellEnd"/>
-      <w:r>
-        <w:t>[info["name"]])</w:t>
-      </w:r>
-    </w:p>
-    <w:p>
-      <w:r>
-        <w:t>        print(</w:t>
-      </w:r>
-      <w:proofErr w:type="spellStart"/>
-      <w:r>
-        <w:t>f"Removed</w:t>
-      </w:r>
-      <w:proofErr w:type="spellEnd"/>
-      <w:r>
-        <w:t xml:space="preserve"> {</w:t>
-      </w:r>
-      <w:proofErr w:type="spellStart"/>
-      <w:r>
-        <w:t>len</w:t>
-      </w:r>
-      <w:proofErr w:type="spellEnd"/>
-      <w:r>
-        <w:t>(</w:t>
-      </w:r>
-      <w:proofErr w:type="spellStart"/>
-      <w:r>
-        <w:t>move_list</w:t>
-      </w:r>
-      <w:proofErr w:type="spellEnd"/>
-      <w:r>
-        <w:t>)} measures from source tables")</w:t>
-      </w:r>
-    </w:p>
-    <w:p/>
-    <w:p>
-      <w:r>
-        <w:t>        # 5: Add to _Measures with display folders</w:t>
-      </w:r>
-    </w:p>
-    <w:p>
-      <w:r>
-        <w:t xml:space="preserve">        for info in </w:t>
-      </w:r>
-      <w:proofErr w:type="spellStart"/>
-      <w:r>
-        <w:t>move_list</w:t>
-      </w:r>
-      <w:proofErr w:type="spellEnd"/>
-      <w:r>
-        <w:t>:</w:t>
-      </w:r>
-    </w:p>
-    <w:p>
-      <w:r>
-        <w:t xml:space="preserve">            </w:t>
-      </w:r>
-      <w:proofErr w:type="spellStart"/>
-      <w:r>
-        <w:t>tom.add_measure</w:t>
-      </w:r>
-      <w:proofErr w:type="spellEnd"/>
-      <w:r>
-        <w:t>(</w:t>
-      </w:r>
-    </w:p>
-    <w:p>
-      <w:r>
-        <w:t xml:space="preserve">                </w:t>
-      </w:r>
-      <w:proofErr w:type="spellStart"/>
-      <w:r>
-        <w:t>table_name</w:t>
-      </w:r>
-      <w:proofErr w:type="spellEnd"/>
-      <w:r>
-        <w:t>=</w:t>
-      </w:r>
-      <w:proofErr w:type="spellStart"/>
-      <w:r>
-        <w:t>measures_table_name</w:t>
-      </w:r>
-      <w:proofErr w:type="spellEnd"/>
-      <w:r>
-        <w:t xml:space="preserve">, </w:t>
-      </w:r>
-      <w:proofErr w:type="spellStart"/>
-      <w:r>
-        <w:t>measure_name</w:t>
-      </w:r>
-      <w:proofErr w:type="spellEnd"/>
-      <w:r>
-        <w:t>=info["name"],</w:t>
-      </w:r>
-    </w:p>
-    <w:p>
-      <w:r>
-        <w:t xml:space="preserve">                expression=info["expression"], </w:t>
-      </w:r>
-      <w:proofErr w:type="spellStart"/>
-      <w:r>
-        <w:t>format_string</w:t>
-      </w:r>
-      <w:proofErr w:type="spellEnd"/>
-      <w:r>
-        <w:t>=info["</w:t>
-      </w:r>
-      <w:proofErr w:type="spellStart"/>
-      <w:r>
-        <w:t>format_string</w:t>
-      </w:r>
-      <w:proofErr w:type="spellEnd"/>
-      <w:r>
-        <w:t>"],</w:t>
-      </w:r>
-    </w:p>
-    <w:p>
-      <w:r>
-        <w:t xml:space="preserve">                description=info["description"], </w:t>
-      </w:r>
-      <w:proofErr w:type="spellStart"/>
-      <w:r>
-        <w:t>display_folder</w:t>
-      </w:r>
-      <w:proofErr w:type="spellEnd"/>
-      <w:r>
-        <w:t>=info["</w:t>
-      </w:r>
-      <w:proofErr w:type="spellStart"/>
-      <w:r>
-        <w:t>display_folder</w:t>
-      </w:r>
-      <w:proofErr w:type="spellEnd"/>
-      <w:r>
-        <w:t>"],</w:t>
-      </w:r>
-    </w:p>
-    <w:p>
-      <w:r>
-        <w:t>                hidden=info["</w:t>
-      </w:r>
-      <w:proofErr w:type="spellStart"/>
-      <w:r>
-        <w:t>is_hidden</w:t>
-      </w:r>
-      <w:proofErr w:type="spellEnd"/>
-      <w:r>
-        <w:t>"]</w:t>
-      </w:r>
-    </w:p>
-    <w:p>
-      <w:r>
-        <w:t>            )</w:t>
-      </w:r>
-    </w:p>
-    <w:p>
-      <w:r>
-        <w:t>        print(</w:t>
-      </w:r>
-      <w:proofErr w:type="spellStart"/>
-      <w:r>
-        <w:t>f"Added</w:t>
-      </w:r>
-      <w:proofErr w:type="spellEnd"/>
-      <w:r>
-        <w:t xml:space="preserve"> {</w:t>
-      </w:r>
-      <w:proofErr w:type="spellStart"/>
-      <w:r>
-        <w:t>len</w:t>
-      </w:r>
-      <w:proofErr w:type="spellEnd"/>
-      <w:r>
-        <w:t>(</w:t>
-      </w:r>
-      <w:proofErr w:type="spellStart"/>
-      <w:r>
-        <w:t>move_list</w:t>
-      </w:r>
-      <w:proofErr w:type="spellEnd"/>
-      <w:r>
-        <w:t>)} measures to '{</w:t>
-      </w:r>
-      <w:proofErr w:type="spellStart"/>
-      <w:r>
-        <w:t>measures_table_name</w:t>
-      </w:r>
-      <w:proofErr w:type="spellEnd"/>
-      <w:r>
-        <w:t>}'")</w:t>
-      </w:r>
-    </w:p>
-    <w:p/>
-    <w:p>
-      <w:r>
-        <w:t>print("\</w:t>
-      </w:r>
-      <w:proofErr w:type="spellStart"/>
-      <w:r>
-        <w:t>nModel</w:t>
-      </w:r>
-      <w:proofErr w:type="spellEnd"/>
-      <w:r>
-        <w:t xml:space="preserve"> update complete. Open reports and verify.")</w:t>
-      </w:r>
-    </w:p>
-    <w:p>
       <w:r>
         <w:drawing>
-          <wp:inline distT="0" distB="0" distL="0" distR="0" wp14:anchorId="25D8F713" wp14:editId="5DE41C18">
-            <wp:extent cx="5731510" cy="1922780"/>
-            <wp:effectExtent l="0" t="0" r="2540" b="1270"/>
-            <wp:docPr id="1588873123" name="Picture 1"/>
+          <wp:inline distT="0" distB="0" distL="0" distR="0" wp14:anchorId="215395A6" wp14:editId="2F9E2AB1">
+            <wp:extent cx="5731510" cy="2000885"/>
+            <wp:effectExtent l="0" t="0" r="2540" b="0"/>
+            <wp:docPr id="1923312581" name="Picture 1"/>
             <wp:cNvGraphicFramePr>
               <a:graphicFrameLocks xmlns:a="http://schemas.openxmlformats.org/drawingml/2006/main" noChangeAspect="1"/>
             </wp:cNvGraphicFramePr>
@@ -1064,11 +73,11 @@
               <a:graphicData uri="http://schemas.openxmlformats.org/drawingml/2006/picture">
                 <pic:pic xmlns:pic="http://schemas.openxmlformats.org/drawingml/2006/picture">
                   <pic:nvPicPr>
-                    <pic:cNvPr id="1588873123" name=""/>
+                    <pic:cNvPr id="1923312581" name=""/>
                     <pic:cNvPicPr/>
                   </pic:nvPicPr>
                   <pic:blipFill>
-                    <a:blip r:embed="rId7"/>
+                    <a:blip r:embed="rId5"/>
                     <a:stretch>
                       <a:fillRect/>
                     </a:stretch>
@@ -1076,7 +85,7 @@
                   <pic:spPr>
                     <a:xfrm>
                       <a:off x="0" y="0"/>
-                      <a:ext cx="5731510" cy="1922780"/>
+                      <a:ext cx="5731510" cy="2000885"/>
                     </a:xfrm>
                     <a:prstGeom prst="rect">
                       <a:avLst/>
@@ -1088,21 +97,18 @@
           </wp:inline>
         </w:drawing>
       </w:r>
-    </w:p>
-    <w:p>
       <w:r>
-        <w:t>After changing the code also this gives error</w:t>
+        <w:t xml:space="preserve"> </w:t>
       </w:r>
     </w:p>
     <w:p/>
     <w:p>
       <w:r>
-        <w:lastRenderedPageBreak/>
         <w:drawing>
-          <wp:inline distT="0" distB="0" distL="0" distR="0" wp14:anchorId="7A665FF4" wp14:editId="6F020758">
-            <wp:extent cx="5731510" cy="1426210"/>
-            <wp:effectExtent l="0" t="0" r="2540" b="2540"/>
-            <wp:docPr id="1782576711" name="Picture 1"/>
+          <wp:inline distT="0" distB="0" distL="0" distR="0" wp14:anchorId="7421FCF7" wp14:editId="6AF844CC">
+            <wp:extent cx="5731510" cy="2363470"/>
+            <wp:effectExtent l="0" t="0" r="2540" b="0"/>
+            <wp:docPr id="732669475" name="Picture 1"/>
             <wp:cNvGraphicFramePr>
               <a:graphicFrameLocks xmlns:a="http://schemas.openxmlformats.org/drawingml/2006/main" noChangeAspect="1"/>
             </wp:cNvGraphicFramePr>
@@ -1110,11 +116,11 @@
               <a:graphicData uri="http://schemas.openxmlformats.org/drawingml/2006/picture">
                 <pic:pic xmlns:pic="http://schemas.openxmlformats.org/drawingml/2006/picture">
                   <pic:nvPicPr>
-                    <pic:cNvPr id="1782576711" name=""/>
+                    <pic:cNvPr id="732669475" name=""/>
                     <pic:cNvPicPr/>
                   </pic:nvPicPr>
                   <pic:blipFill>
-                    <a:blip r:embed="rId8"/>
+                    <a:blip r:embed="rId6"/>
                     <a:stretch>
                       <a:fillRect/>
                     </a:stretch>
@@ -1122,7 +128,7 @@
                   <pic:spPr>
                     <a:xfrm>
                       <a:off x="0" y="0"/>
-                      <a:ext cx="5731510" cy="1426210"/>
+                      <a:ext cx="5731510" cy="2363470"/>
                     </a:xfrm>
                     <a:prstGeom prst="rect">
                       <a:avLst/>
@@ -1136,11 +142,7 @@
       </w:r>
     </w:p>
     <w:p/>
-    <w:p>
-      <w:r>
-        <w:t xml:space="preserve">These are all the errors I faced during I work with another semantic model and reports </w:t>
-      </w:r>
-    </w:p>
+    <w:p/>
     <w:sectPr>
       <w:pgSz w:w="11906" w:h="16838"/>
       <w:pgMar w:top="1440" w:right="1440" w:bottom="1440" w:left="1440" w:header="708" w:footer="708" w:gutter="0"/>
